--- a/public/contract-templates/template_PI_FOB.docx
+++ b/public/contract-templates/template_PI_FOB.docx
@@ -1228,7 +1228,7 @@
                 <w:spacing w:val="3"/>
                 <w:lang w:eastAsia="en-US"/>
               </w:rPr>
-              <w:t>ACCOUNT NAME: HUY ANH RUBBER COMPANY LIMITED</w:t>
+              <w:t>ACCOUNT NAME: {bank_account_name}</w:t>
             </w:r>
           </w:p>
           <w:p>
@@ -1247,7 +1247,7 @@
                 <w:spacing w:val="3"/>
                 <w:lang w:eastAsia="en-US"/>
               </w:rPr>
-              <w:t>ACCOUNT NO: 111002648221</w:t>
+              <w:t>ACCOUNT NO: {bank_account_no}</w:t>
             </w:r>
           </w:p>
           <w:p>
@@ -1266,26 +1266,18 @@
                 <w:spacing w:val="3"/>
                 <w:lang w:eastAsia="en-US"/>
               </w:rPr>
-              <w:t xml:space="preserve">AT BANK’S NAME: </w:t>
-            </w:r>
-            <w:r>
+              <w:t>AT BANK’S NAME: {bank_full_name}</w:t>
+            </w:r>
+          </w:p>
+          <w:p>
+            <w:pPr>
+              <w:shd w:val="clear" w:color="auto" w:fill="FFFFFF"/>
+              <w:ind w:firstLine="720"/>
               <w:rPr>
                 <w:rFonts w:asciiTheme="majorHAnsi" w:hAnsiTheme="majorHAnsi" w:cs="Segoe UI"/>
                 <w:spacing w:val="3"/>
                 <w:shd w:val="clear" w:color="auto" w:fill="FFFFFF"/>
               </w:rPr>
-              <w:t>VIETNAM JOINT STOCK COMMERCIAL BANK FOR INDUSTRY AND TRADE HUE BRANCH</w:t>
-            </w:r>
-          </w:p>
-          <w:p>
-            <w:pPr>
-              <w:shd w:val="clear" w:color="auto" w:fill="FFFFFF"/>
-              <w:ind w:firstLine="720"/>
-              <w:rPr>
-                <w:rFonts w:asciiTheme="majorHAnsi" w:hAnsiTheme="majorHAnsi" w:cs="Segoe UI"/>
-                <w:spacing w:val="3"/>
-                <w:shd w:val="clear" w:color="auto" w:fill="FFFFFF"/>
-              </w:rPr>
             </w:pPr>
             <w:r>
               <w:rPr>
@@ -1293,15 +1285,7 @@
                 <w:spacing w:val="3"/>
                 <w:lang w:eastAsia="en-US"/>
               </w:rPr>
-              <w:t xml:space="preserve">ADDRESS: </w:t>
-            </w:r>
-            <w:r>
-              <w:rPr>
-                <w:rFonts w:asciiTheme="majorHAnsi" w:hAnsiTheme="majorHAnsi" w:cs="Segoe UI"/>
-                <w:spacing w:val="3"/>
-                <w:shd w:val="clear" w:color="auto" w:fill="FFFFFF"/>
-              </w:rPr>
-              <w:t>02 LE QUY DON STREET, THUAN HOA WARD, HUE CITY, VIET NAM</w:t>
+              <w:t>ADDRESS: {bank_address}</w:t>
             </w:r>
           </w:p>
           <w:p>
@@ -1320,15 +1304,7 @@
                 <w:spacing w:val="3"/>
                 <w:lang w:eastAsia="en-US"/>
               </w:rPr>
-              <w:t xml:space="preserve">SWIFT CODE: </w:t>
-            </w:r>
-            <w:r>
-              <w:rPr>
-                <w:rFonts w:asciiTheme="majorHAnsi" w:hAnsiTheme="majorHAnsi" w:cs="Segoe UI"/>
-                <w:spacing w:val="3"/>
-                <w:shd w:val="clear" w:color="auto" w:fill="FFFFFF"/>
-              </w:rPr>
-              <w:t>ICBVVNVX460</w:t>
+              <w:t>SWIFT CODE: {bank_swift}</w:t>
             </w:r>
             <w:bookmarkEnd w:id="1"/>
           </w:p>

--- a/public/contract-templates/template_PI_FOB.docx
+++ b/public/contract-templates/template_PI_FOB.docx
@@ -1178,6 +1178,11 @@
                 <w:color w:val="000000"/>
               </w:rPr>
               <w:t>-Payment: {payment}</w:t>
+            </w:r>
+          </w:p>
+          <w:p>
+            <w:r>
+              <w:t>{#has_extra_terms}Other Conditions: {extra_terms}{/has_extra_terms}</w:t>
             </w:r>
           </w:p>
           <w:p>

--- a/public/contract-templates/template_PI_FOB.docx
+++ b/public/contract-templates/template_PI_FOB.docx
@@ -754,7 +754,7 @@
                 <w:bCs/>
                 <w:color w:val="000000"/>
               </w:rPr>
-              <w:t>{containers} x {cont_type}’ DC</w:t>
+              <w:t>{containers} x {cont_type}</w:t>
             </w:r>
           </w:p>
           <w:p>

--- a/public/contract-templates/template_PI_FOB.docx
+++ b/public/contract-templates/template_PI_FOB.docx
@@ -206,8 +206,8 @@
           <w:b/>
           <w:bCs/>
           <w:color w:val="000000"/>
-          <w:sz w:val="32"/>
-          <w:szCs w:val="32"/>
+          <w:sz w:val="44"/>
+          <w:szCs w:val="44"/>
         </w:rPr>
         <w:t>PROFORMA</w:t>
       </w:r>
@@ -217,8 +217,8 @@
           <w:b/>
           <w:bCs/>
           <w:color w:val="000000"/>
-          <w:sz w:val="32"/>
-          <w:szCs w:val="32"/>
+          <w:sz w:val="44"/>
+          <w:szCs w:val="44"/>
         </w:rPr>
         <w:t xml:space="preserve"> INVOICE</w:t>
       </w:r>
@@ -235,6 +235,7 @@
           <w:szCs w:val="28"/>
           <w:lang w:val="vi-VN"/>
         </w:rPr>
+        <w:jc w:val="center"/>
       </w:pPr>
       <w:r>
         <w:rPr>
@@ -243,11 +244,12 @@
           <w:i/>
           <w:iCs/>
           <w:color w:val="000000"/>
-          <w:sz w:val="26"/>
-          <w:szCs w:val="26"/>
+          <w:sz w:val="28"/>
+          <w:szCs w:val="28"/>
           <w:lang w:val="vi-VN"/>
-        </w:rPr>
-        <w:t xml:space="preserve">                     No: {contract_no}/PR.CI</w:t>
+          <w:b/>
+        </w:rPr>
+        <w:t>No: {contract_no}/PR.CI</w:t>
       </w:r>
     </w:p>
     <w:p>
@@ -272,8 +274,9 @@
           <w:bCs/>
           <w:i/>
           <w:color w:val="000000"/>
-          <w:sz w:val="26"/>
-          <w:szCs w:val="26"/>
+          <w:sz w:val="28"/>
+          <w:szCs w:val="28"/>
+          <w:b/>
         </w:rPr>
         <w:t>Date: {contract_date}</w:t>
       </w:r>
@@ -295,6 +298,8 @@
           <w:b/>
           <w:u w:val="single"/>
           <w:lang w:val="en-US" w:eastAsia="ko-KR"/>
+          <w:sz w:val="26"/>
+          <w:szCs w:val="26"/>
         </w:rPr>
         <w:t>THE SELLER</w:t>
       </w:r>
@@ -302,6 +307,8 @@
         <w:rPr>
           <w:rFonts w:asciiTheme="majorHAnsi" w:eastAsia="Batang" w:hAnsiTheme="majorHAnsi"/>
           <w:lang w:val="en-US" w:eastAsia="ko-KR"/>
+          <w:sz w:val="26"/>
+          <w:szCs w:val="26"/>
         </w:rPr>
         <w:t xml:space="preserve">: </w:t>
       </w:r>
@@ -311,6 +318,8 @@
           <w:b/>
           <w:bCs/>
           <w:lang w:val="en-US" w:eastAsia="ko-KR"/>
+          <w:sz w:val="26"/>
+          <w:szCs w:val="26"/>
         </w:rPr>
         <w:t>HUY ANH RUBBER COMPANY LIMITED</w:t>
       </w:r>
@@ -341,6 +350,8 @@
           <w:b/>
           <w:bCs/>
           <w:lang w:val="en-US" w:eastAsia="ko-KR"/>
+          <w:sz w:val="26"/>
+          <w:szCs w:val="26"/>
         </w:rPr>
         <w:t xml:space="preserve"> </w:t>
       </w:r>
@@ -361,6 +372,8 @@
           <w:b/>
           <w:bCs/>
           <w:lang w:val="en-US" w:eastAsia="ko-KR"/>
+          <w:sz w:val="26"/>
+          <w:szCs w:val="26"/>
         </w:rPr>
         <w:t>Tel: +84-0234 3774994      Fax: +84-0234 3774995</w:t>
       </w:r>

--- a/public/contract-templates/template_PI_FOB.docx
+++ b/public/contract-templates/template_PI_FOB.docx
@@ -284,7 +284,7 @@
     <w:p>
       <w:pPr>
         <w:spacing w:line="276" w:lineRule="auto"/>
-        <w:jc w:val="both"/>
+        <w:jc w:val="center"/>
         <w:rPr>
           <w:rFonts w:asciiTheme="majorHAnsi" w:eastAsia="Batang" w:hAnsiTheme="majorHAnsi" w:cs="Arial"/>
           <w:b/>
@@ -294,72 +294,54 @@
       </w:pPr>
       <w:r>
         <w:rPr>
-          <w:rFonts w:asciiTheme="majorHAnsi" w:eastAsia="Batang" w:hAnsiTheme="majorHAnsi"/>
+          <w:sz w:val="32"/>
+          <w:szCs w:val="32"/>
           <w:b/>
-          <w:u w:val="single"/>
-          <w:lang w:val="en-US" w:eastAsia="ko-KR"/>
-          <w:sz w:val="26"/>
-          <w:szCs w:val="26"/>
-        </w:rPr>
-        <w:t>THE SELLER</w:t>
+        </w:rPr>
+        <w:t>HUY ANH RUBBER COMPANY LIMITED</w:t>
       </w:r>
-      <w:r>
-        <w:rPr>
-          <w:rFonts w:asciiTheme="majorHAnsi" w:eastAsia="Batang" w:hAnsiTheme="majorHAnsi"/>
-          <w:lang w:val="en-US" w:eastAsia="ko-KR"/>
-          <w:sz w:val="26"/>
-          <w:szCs w:val="26"/>
-        </w:rPr>
-        <w:t xml:space="preserve">: </w:t>
-      </w:r>
-      <w:r>
+    </w:p>
+    <w:p>
+      <w:pPr>
+        <w:spacing w:line="276" w:lineRule="auto"/>
+        <w:jc w:val="center"/>
         <w:rPr>
           <w:rFonts w:asciiTheme="majorHAnsi" w:eastAsia="Batang" w:hAnsiTheme="majorHAnsi" w:cs="Arial"/>
           <w:b/>
           <w:bCs/>
           <w:lang w:val="en-US" w:eastAsia="ko-KR"/>
+        </w:rPr>
+      </w:pPr>
+      <w:r>
+        <w:rPr>
           <w:sz w:val="26"/>
           <w:szCs w:val="26"/>
         </w:rPr>
-        <w:t>HUY ANH RUBBER COMPANY LIMITED</w:t>
+        <w:t>KHE MA, PHONG DIEN WARD, HUE CITY, VIET NAM</w:t>
       </w:r>
     </w:p>
     <w:p>
       <w:pPr>
         <w:spacing w:line="276" w:lineRule="auto"/>
-        <w:jc w:val="both"/>
+        <w:jc w:val="center"/>
         <w:rPr>
           <w:rFonts w:asciiTheme="majorHAnsi" w:eastAsia="Batang" w:hAnsiTheme="majorHAnsi" w:cs="Arial"/>
-          <w:b/>
           <w:bCs/>
           <w:lang w:val="en-US" w:eastAsia="ko-KR"/>
         </w:rPr>
       </w:pPr>
       <w:r>
         <w:rPr>
-          <w:rFonts w:asciiTheme="majorHAnsi" w:hAnsiTheme="majorHAnsi" w:cs="Arial"/>
-          <w:bCs/>
           <w:sz w:val="26"/>
           <w:szCs w:val="26"/>
         </w:rPr>
-        <w:t>KHE MA , PHONG DIEN WARD, HUE CITY, VIETNAM</w:t>
-      </w:r>
-      <w:r>
-        <w:rPr>
-          <w:rFonts w:asciiTheme="majorHAnsi" w:eastAsia="Batang" w:hAnsiTheme="majorHAnsi" w:cs="Arial"/>
-          <w:b/>
-          <w:bCs/>
-          <w:lang w:val="en-US" w:eastAsia="ko-KR"/>
-          <w:sz w:val="26"/>
-          <w:szCs w:val="26"/>
-        </w:rPr>
-        <w:t xml:space="preserve"> </w:t>
+        <w:t>TEL: 054.3774994       FAX: 054.3774995</w:t>
       </w:r>
     </w:p>
     <w:p>
       <w:pPr>
         <w:spacing w:line="276" w:lineRule="auto"/>
-        <w:jc w:val="both"/>
+        <w:jc w:val="center"/>
         <w:rPr>
           <w:rFonts w:asciiTheme="majorHAnsi" w:eastAsia="Batang" w:hAnsiTheme="majorHAnsi" w:cs="Arial"/>
           <w:bCs/>
@@ -368,14 +350,46 @@
       </w:pPr>
       <w:r>
         <w:rPr>
+          <w:sz w:val="22"/>
+          <w:szCs w:val="22"/>
+        </w:rPr>
+        <w:t>Mobi/Whatsapp: +84971619955 | +84 974398488</w:t>
+      </w:r>
+    </w:p>
+    <w:p>
+      <w:pPr>
+        <w:spacing w:line="276" w:lineRule="auto"/>
+        <w:jc w:val="center"/>
+        <w:rPr>
           <w:rFonts w:asciiTheme="majorHAnsi" w:eastAsia="Batang" w:hAnsiTheme="majorHAnsi" w:cs="Arial"/>
-          <w:b/>
           <w:bCs/>
           <w:lang w:val="en-US" w:eastAsia="ko-KR"/>
-          <w:sz w:val="26"/>
-          <w:szCs w:val="26"/>
-        </w:rPr>
-        <w:t>Tel: +84-0234 3774994      Fax: +84-0234 3774995</w:t>
+        </w:rPr>
+      </w:pPr>
+      <w:r>
+        <w:rPr>
+          <w:sz w:val="22"/>
+          <w:szCs w:val="22"/>
+        </w:rPr>
+        <w:t>Email: Sales@huyanhrubber.com | Huylv@huyanhrubber.com</w:t>
+      </w:r>
+    </w:p>
+    <w:p>
+      <w:pPr>
+        <w:spacing w:line="276" w:lineRule="auto"/>
+        <w:jc w:val="center"/>
+        <w:rPr>
+          <w:rFonts w:asciiTheme="majorHAnsi" w:eastAsia="Batang" w:hAnsiTheme="majorHAnsi" w:cs="Arial"/>
+          <w:bCs/>
+          <w:lang w:val="en-US" w:eastAsia="ko-KR"/>
+        </w:rPr>
+      </w:pPr>
+      <w:r>
+        <w:rPr>
+          <w:sz w:val="22"/>
+          <w:szCs w:val="22"/>
+        </w:rPr>
+        <w:t>Website: Huyanhrubber.com.vn</w:t>
       </w:r>
     </w:p>
     <w:p>

--- a/public/contract-templates/template_PI_FOB.docx
+++ b/public/contract-templates/template_PI_FOB.docx
@@ -184,6 +184,150 @@
           <w:szCs w:val="16"/>
         </w:rPr>
       </w:pPr>
+      <w:r>
+        <w:rPr>
+          <w:sz w:val="40"/>
+          <w:szCs w:val="40"/>
+          <w:b/>
+        </w:rPr>
+        <w:t>HUY ANH RUBBER COMPANY LIMITED</w:t>
+      </w:r>
+    </w:p>
+    <w:p>
+      <w:pPr>
+        <w:autoSpaceDE w:val="0"/>
+        <w:autoSpaceDN w:val="0"/>
+        <w:adjustRightInd w:val="0"/>
+        <w:jc w:val="center"/>
+        <w:rPr>
+          <w:rFonts w:asciiTheme="majorHAnsi" w:hAnsiTheme="majorHAnsi"/>
+          <w:b/>
+          <w:bCs/>
+          <w:color w:val="000000"/>
+          <w:sz w:val="16"/>
+          <w:szCs w:val="16"/>
+        </w:rPr>
+      </w:pPr>
+      <w:r>
+        <w:rPr>
+          <w:sz w:val="26"/>
+          <w:szCs w:val="26"/>
+          <w:b/>
+        </w:rPr>
+        <w:t>KHE MA, PHONG DIEN WARD, HUE CITY, VIET NAM</w:t>
+      </w:r>
+    </w:p>
+    <w:p>
+      <w:pPr>
+        <w:autoSpaceDE w:val="0"/>
+        <w:autoSpaceDN w:val="0"/>
+        <w:adjustRightInd w:val="0"/>
+        <w:jc w:val="center"/>
+        <w:rPr>
+          <w:rFonts w:asciiTheme="majorHAnsi" w:hAnsiTheme="majorHAnsi"/>
+          <w:b/>
+          <w:bCs/>
+          <w:color w:val="000000"/>
+          <w:sz w:val="16"/>
+          <w:szCs w:val="16"/>
+        </w:rPr>
+      </w:pPr>
+      <w:r>
+        <w:rPr>
+          <w:sz w:val="26"/>
+          <w:szCs w:val="26"/>
+          <w:b/>
+        </w:rPr>
+        <w:t>TEL: 054.3774994       FAX: 054.3774995</w:t>
+      </w:r>
+    </w:p>
+    <w:p>
+      <w:pPr>
+        <w:autoSpaceDE w:val="0"/>
+        <w:autoSpaceDN w:val="0"/>
+        <w:adjustRightInd w:val="0"/>
+        <w:jc w:val="center"/>
+        <w:rPr>
+          <w:rFonts w:asciiTheme="majorHAnsi" w:hAnsiTheme="majorHAnsi"/>
+          <w:b/>
+          <w:bCs/>
+          <w:color w:val="000000"/>
+          <w:sz w:val="16"/>
+          <w:szCs w:val="16"/>
+        </w:rPr>
+      </w:pPr>
+      <w:r>
+        <w:rPr>
+          <w:sz w:val="24"/>
+          <w:szCs w:val="24"/>
+          <w:b/>
+        </w:rPr>
+        <w:t>Mobi/Whatsapp: +84971619955 | +84 974398488</w:t>
+      </w:r>
+    </w:p>
+    <w:p>
+      <w:pPr>
+        <w:autoSpaceDE w:val="0"/>
+        <w:autoSpaceDN w:val="0"/>
+        <w:adjustRightInd w:val="0"/>
+        <w:jc w:val="center"/>
+        <w:rPr>
+          <w:rFonts w:asciiTheme="majorHAnsi" w:hAnsiTheme="majorHAnsi"/>
+          <w:b/>
+          <w:bCs/>
+          <w:color w:val="000000"/>
+          <w:sz w:val="16"/>
+          <w:szCs w:val="16"/>
+        </w:rPr>
+      </w:pPr>
+      <w:r>
+        <w:rPr>
+          <w:sz w:val="24"/>
+          <w:szCs w:val="24"/>
+          <w:b/>
+        </w:rPr>
+        <w:t>Email: Sales@huyanhrubber.com | Huylv@huyanhrubber.com</w:t>
+      </w:r>
+    </w:p>
+    <w:p>
+      <w:pPr>
+        <w:autoSpaceDE w:val="0"/>
+        <w:autoSpaceDN w:val="0"/>
+        <w:adjustRightInd w:val="0"/>
+        <w:jc w:val="center"/>
+        <w:rPr>
+          <w:rFonts w:asciiTheme="majorHAnsi" w:hAnsiTheme="majorHAnsi"/>
+          <w:b/>
+          <w:bCs/>
+          <w:color w:val="000000"/>
+          <w:sz w:val="16"/>
+          <w:szCs w:val="16"/>
+        </w:rPr>
+      </w:pPr>
+      <w:r>
+        <w:rPr>
+          <w:sz w:val="24"/>
+          <w:szCs w:val="24"/>
+          <w:b/>
+        </w:rPr>
+        <w:t>Website: Huyanhrubber.com.vn</w:t>
+      </w:r>
+    </w:p>
+    <w:p>
+      <w:pPr>
+        <w:autoSpaceDE w:val="0"/>
+        <w:autoSpaceDN w:val="0"/>
+        <w:adjustRightInd w:val="0"/>
+        <w:jc w:val="center"/>
+        <w:rPr>
+          <w:rFonts w:asciiTheme="majorHAnsi" w:hAnsiTheme="majorHAnsi"/>
+          <w:b/>
+          <w:bCs/>
+          <w:color w:val="000000"/>
+          <w:sz w:val="16"/>
+          <w:szCs w:val="16"/>
+        </w:rPr>
+      </w:pPr>
     </w:p>
     <w:p>
       <w:pPr>
@@ -280,126 +424,6 @@
         </w:rPr>
         <w:t>Date: {contract_date}</w:t>
       </w:r>
-    </w:p>
-    <w:p>
-      <w:pPr>
-        <w:spacing w:line="276" w:lineRule="auto"/>
-        <w:jc w:val="center"/>
-        <w:rPr>
-          <w:rFonts w:asciiTheme="majorHAnsi" w:eastAsia="Batang" w:hAnsiTheme="majorHAnsi" w:cs="Arial"/>
-          <w:b/>
-          <w:bCs/>
-          <w:lang w:val="en-US" w:eastAsia="ko-KR"/>
-        </w:rPr>
-      </w:pPr>
-      <w:r>
-        <w:rPr>
-          <w:sz w:val="32"/>
-          <w:szCs w:val="32"/>
-          <w:b/>
-        </w:rPr>
-        <w:t>HUY ANH RUBBER COMPANY LIMITED</w:t>
-      </w:r>
-    </w:p>
-    <w:p>
-      <w:pPr>
-        <w:spacing w:line="276" w:lineRule="auto"/>
-        <w:jc w:val="center"/>
-        <w:rPr>
-          <w:rFonts w:asciiTheme="majorHAnsi" w:eastAsia="Batang" w:hAnsiTheme="majorHAnsi" w:cs="Arial"/>
-          <w:b/>
-          <w:bCs/>
-          <w:lang w:val="en-US" w:eastAsia="ko-KR"/>
-        </w:rPr>
-      </w:pPr>
-      <w:r>
-        <w:rPr>
-          <w:sz w:val="26"/>
-          <w:szCs w:val="26"/>
-        </w:rPr>
-        <w:t>KHE MA, PHONG DIEN WARD, HUE CITY, VIET NAM</w:t>
-      </w:r>
-    </w:p>
-    <w:p>
-      <w:pPr>
-        <w:spacing w:line="276" w:lineRule="auto"/>
-        <w:jc w:val="center"/>
-        <w:rPr>
-          <w:rFonts w:asciiTheme="majorHAnsi" w:eastAsia="Batang" w:hAnsiTheme="majorHAnsi" w:cs="Arial"/>
-          <w:bCs/>
-          <w:lang w:val="en-US" w:eastAsia="ko-KR"/>
-        </w:rPr>
-      </w:pPr>
-      <w:r>
-        <w:rPr>
-          <w:sz w:val="26"/>
-          <w:szCs w:val="26"/>
-        </w:rPr>
-        <w:t>TEL: 054.3774994       FAX: 054.3774995</w:t>
-      </w:r>
-    </w:p>
-    <w:p>
-      <w:pPr>
-        <w:spacing w:line="276" w:lineRule="auto"/>
-        <w:jc w:val="center"/>
-        <w:rPr>
-          <w:rFonts w:asciiTheme="majorHAnsi" w:eastAsia="Batang" w:hAnsiTheme="majorHAnsi" w:cs="Arial"/>
-          <w:bCs/>
-          <w:lang w:val="en-US" w:eastAsia="ko-KR"/>
-        </w:rPr>
-      </w:pPr>
-      <w:r>
-        <w:rPr>
-          <w:sz w:val="22"/>
-          <w:szCs w:val="22"/>
-        </w:rPr>
-        <w:t>Mobi/Whatsapp: +84971619955 | +84 974398488</w:t>
-      </w:r>
-    </w:p>
-    <w:p>
-      <w:pPr>
-        <w:spacing w:line="276" w:lineRule="auto"/>
-        <w:jc w:val="center"/>
-        <w:rPr>
-          <w:rFonts w:asciiTheme="majorHAnsi" w:eastAsia="Batang" w:hAnsiTheme="majorHAnsi" w:cs="Arial"/>
-          <w:bCs/>
-          <w:lang w:val="en-US" w:eastAsia="ko-KR"/>
-        </w:rPr>
-      </w:pPr>
-      <w:r>
-        <w:rPr>
-          <w:sz w:val="22"/>
-          <w:szCs w:val="22"/>
-        </w:rPr>
-        <w:t>Email: Sales@huyanhrubber.com | Huylv@huyanhrubber.com</w:t>
-      </w:r>
-    </w:p>
-    <w:p>
-      <w:pPr>
-        <w:spacing w:line="276" w:lineRule="auto"/>
-        <w:jc w:val="center"/>
-        <w:rPr>
-          <w:rFonts w:asciiTheme="majorHAnsi" w:eastAsia="Batang" w:hAnsiTheme="majorHAnsi" w:cs="Arial"/>
-          <w:bCs/>
-          <w:lang w:val="en-US" w:eastAsia="ko-KR"/>
-        </w:rPr>
-      </w:pPr>
-      <w:r>
-        <w:rPr>
-          <w:sz w:val="22"/>
-          <w:szCs w:val="22"/>
-        </w:rPr>
-        <w:t>Website: Huyanhrubber.com.vn</w:t>
-      </w:r>
-    </w:p>
-    <w:p>
-      <w:pPr>
-        <w:jc w:val="both"/>
-        <w:rPr>
-          <w:rFonts w:asciiTheme="majorHAnsi" w:eastAsia="Batang" w:hAnsiTheme="majorHAnsi"/>
-          <w:lang w:val="en-US" w:eastAsia="ko-KR"/>
-        </w:rPr>
-      </w:pPr>
     </w:p>
     <w:p>
       <w:pPr>

--- a/public/contract-templates/template_PI_FOB.docx
+++ b/public/contract-templates/template_PI_FOB.docx
@@ -873,61 +873,7 @@
               </w:rPr>
             </w:pPr>
             <w:r>
-              <w:rPr>
-                <w:bCs/>
-                <w:color w:val="000000"/>
-                <w:sz w:val="22"/>
-                <w:szCs w:val="22"/>
-              </w:rPr>
-              <w:t>(</w:t>
-            </w:r>
-            <w:r>
-              <w:rPr>
-                <w:rFonts w:asciiTheme="majorHAnsi" w:hAnsiTheme="majorHAnsi"/>
-              </w:rPr>
-              <w:t>35</w:t>
-            </w:r>
-            <w:r>
-              <w:rPr>
-                <w:rFonts w:asciiTheme="majorHAnsi" w:hAnsiTheme="majorHAnsi"/>
-              </w:rPr>
-              <w:t xml:space="preserve">kg/ </w:t>
-            </w:r>
-            <w:r>
-              <w:rPr>
-                <w:rFonts w:asciiTheme="majorHAnsi" w:hAnsiTheme="majorHAnsi"/>
-              </w:rPr>
-              <w:t>bale</w:t>
-            </w:r>
-            <w:r>
-              <w:rPr>
-                <w:rFonts w:asciiTheme="majorHAnsi" w:hAnsiTheme="majorHAnsi"/>
-                <w:lang w:val="vi-VN"/>
-              </w:rPr>
-              <w:t>.</w:t>
-            </w:r>
-          </w:p>
-          <w:p>
-            <w:pPr>
-              <w:pStyle w:val="NoSpacing"/>
-              <w:jc w:val="center"/>
-            </w:pPr>
-            <w:r>
-              <w:rPr>
-                <w:rFonts w:asciiTheme="majorHAnsi" w:hAnsiTheme="majorHAnsi"/>
-                <w:lang w:val="vi-VN"/>
-              </w:rPr>
-              <w:t>Loose bales packing</w:t>
-            </w:r>
-            <w:r>
-              <w:rPr>
-                <w:rFonts w:asciiTheme="majorHAnsi" w:hAnsiTheme="majorHAnsi"/>
-                <w:bCs/>
-                <w:color w:val="000000"/>
-                <w:sz w:val="22"/>
-                <w:szCs w:val="22"/>
-              </w:rPr>
-              <w:t>)</w:t>
+              <w:t>({packing_desc})</w:t>
             </w:r>
           </w:p>
         </w:tc>

--- a/public/contract-templates/template_PI_FOB.docx
+++ b/public/contract-templates/template_PI_FOB.docx
@@ -184,150 +184,6 @@
           <w:szCs w:val="16"/>
         </w:rPr>
       </w:pPr>
-      <w:r>
-        <w:rPr>
-          <w:sz w:val="40"/>
-          <w:szCs w:val="40"/>
-          <w:b/>
-        </w:rPr>
-        <w:t>HUY ANH RUBBER COMPANY LIMITED</w:t>
-      </w:r>
-    </w:p>
-    <w:p>
-      <w:pPr>
-        <w:autoSpaceDE w:val="0"/>
-        <w:autoSpaceDN w:val="0"/>
-        <w:adjustRightInd w:val="0"/>
-        <w:jc w:val="center"/>
-        <w:rPr>
-          <w:rFonts w:asciiTheme="majorHAnsi" w:hAnsiTheme="majorHAnsi"/>
-          <w:b/>
-          <w:bCs/>
-          <w:color w:val="000000"/>
-          <w:sz w:val="16"/>
-          <w:szCs w:val="16"/>
-        </w:rPr>
-      </w:pPr>
-      <w:r>
-        <w:rPr>
-          <w:sz w:val="26"/>
-          <w:szCs w:val="26"/>
-          <w:b/>
-        </w:rPr>
-        <w:t>KHE MA, PHONG DIEN WARD, HUE CITY, VIET NAM</w:t>
-      </w:r>
-    </w:p>
-    <w:p>
-      <w:pPr>
-        <w:autoSpaceDE w:val="0"/>
-        <w:autoSpaceDN w:val="0"/>
-        <w:adjustRightInd w:val="0"/>
-        <w:jc w:val="center"/>
-        <w:rPr>
-          <w:rFonts w:asciiTheme="majorHAnsi" w:hAnsiTheme="majorHAnsi"/>
-          <w:b/>
-          <w:bCs/>
-          <w:color w:val="000000"/>
-          <w:sz w:val="16"/>
-          <w:szCs w:val="16"/>
-        </w:rPr>
-      </w:pPr>
-      <w:r>
-        <w:rPr>
-          <w:sz w:val="26"/>
-          <w:szCs w:val="26"/>
-          <w:b/>
-        </w:rPr>
-        <w:t>TEL: 054.3774994       FAX: 054.3774995</w:t>
-      </w:r>
-    </w:p>
-    <w:p>
-      <w:pPr>
-        <w:autoSpaceDE w:val="0"/>
-        <w:autoSpaceDN w:val="0"/>
-        <w:adjustRightInd w:val="0"/>
-        <w:jc w:val="center"/>
-        <w:rPr>
-          <w:rFonts w:asciiTheme="majorHAnsi" w:hAnsiTheme="majorHAnsi"/>
-          <w:b/>
-          <w:bCs/>
-          <w:color w:val="000000"/>
-          <w:sz w:val="16"/>
-          <w:szCs w:val="16"/>
-        </w:rPr>
-      </w:pPr>
-      <w:r>
-        <w:rPr>
-          <w:sz w:val="24"/>
-          <w:szCs w:val="24"/>
-          <w:b/>
-        </w:rPr>
-        <w:t>Mobi/Whatsapp: +84971619955 | +84 974398488</w:t>
-      </w:r>
-    </w:p>
-    <w:p>
-      <w:pPr>
-        <w:autoSpaceDE w:val="0"/>
-        <w:autoSpaceDN w:val="0"/>
-        <w:adjustRightInd w:val="0"/>
-        <w:jc w:val="center"/>
-        <w:rPr>
-          <w:rFonts w:asciiTheme="majorHAnsi" w:hAnsiTheme="majorHAnsi"/>
-          <w:b/>
-          <w:bCs/>
-          <w:color w:val="000000"/>
-          <w:sz w:val="16"/>
-          <w:szCs w:val="16"/>
-        </w:rPr>
-      </w:pPr>
-      <w:r>
-        <w:rPr>
-          <w:sz w:val="24"/>
-          <w:szCs w:val="24"/>
-          <w:b/>
-        </w:rPr>
-        <w:t>Email: Sales@huyanhrubber.com | Huylv@huyanhrubber.com</w:t>
-      </w:r>
-    </w:p>
-    <w:p>
-      <w:pPr>
-        <w:autoSpaceDE w:val="0"/>
-        <w:autoSpaceDN w:val="0"/>
-        <w:adjustRightInd w:val="0"/>
-        <w:jc w:val="center"/>
-        <w:rPr>
-          <w:rFonts w:asciiTheme="majorHAnsi" w:hAnsiTheme="majorHAnsi"/>
-          <w:b/>
-          <w:bCs/>
-          <w:color w:val="000000"/>
-          <w:sz w:val="16"/>
-          <w:szCs w:val="16"/>
-        </w:rPr>
-      </w:pPr>
-      <w:r>
-        <w:rPr>
-          <w:sz w:val="24"/>
-          <w:szCs w:val="24"/>
-          <w:b/>
-        </w:rPr>
-        <w:t>Website: Huyanhrubber.com.vn</w:t>
-      </w:r>
-    </w:p>
-    <w:p>
-      <w:pPr>
-        <w:autoSpaceDE w:val="0"/>
-        <w:autoSpaceDN w:val="0"/>
-        <w:adjustRightInd w:val="0"/>
-        <w:jc w:val="center"/>
-        <w:rPr>
-          <w:rFonts w:asciiTheme="majorHAnsi" w:hAnsiTheme="majorHAnsi"/>
-          <w:b/>
-          <w:bCs/>
-          <w:color w:val="000000"/>
-          <w:sz w:val="16"/>
-          <w:szCs w:val="16"/>
-        </w:rPr>
-      </w:pPr>
     </w:p>
     <w:p>
       <w:pPr>
@@ -424,6 +280,112 @@
         </w:rPr>
         <w:t>Date: {contract_date}</w:t>
       </w:r>
+    </w:p>
+    <w:p>
+      <w:pPr>
+        <w:spacing w:line="276" w:lineRule="auto"/>
+        <w:jc w:val="both"/>
+        <w:rPr>
+          <w:rFonts w:asciiTheme="majorHAnsi" w:eastAsia="Batang" w:hAnsiTheme="majorHAnsi" w:cs="Arial"/>
+          <w:b/>
+          <w:bCs/>
+          <w:lang w:val="en-US" w:eastAsia="ko-KR"/>
+        </w:rPr>
+      </w:pPr>
+      <w:r>
+        <w:rPr>
+          <w:rFonts w:asciiTheme="majorHAnsi" w:eastAsia="Batang" w:hAnsiTheme="majorHAnsi"/>
+          <w:b/>
+          <w:u w:val="single"/>
+          <w:lang w:val="en-US" w:eastAsia="ko-KR"/>
+          <w:sz w:val="26"/>
+          <w:szCs w:val="26"/>
+        </w:rPr>
+        <w:t>THE SELLER</w:t>
+      </w:r>
+      <w:r>
+        <w:rPr>
+          <w:rFonts w:asciiTheme="majorHAnsi" w:eastAsia="Batang" w:hAnsiTheme="majorHAnsi"/>
+          <w:lang w:val="en-US" w:eastAsia="ko-KR"/>
+          <w:sz w:val="26"/>
+          <w:szCs w:val="26"/>
+        </w:rPr>
+        <w:t xml:space="preserve">: </w:t>
+      </w:r>
+      <w:r>
+        <w:rPr>
+          <w:rFonts w:asciiTheme="majorHAnsi" w:eastAsia="Batang" w:hAnsiTheme="majorHAnsi" w:cs="Arial"/>
+          <w:b/>
+          <w:bCs/>
+          <w:lang w:val="en-US" w:eastAsia="ko-KR"/>
+          <w:sz w:val="26"/>
+          <w:szCs w:val="26"/>
+        </w:rPr>
+        <w:t>HUY ANH RUBBER COMPANY LIMITED</w:t>
+      </w:r>
+    </w:p>
+    <w:p>
+      <w:pPr>
+        <w:spacing w:line="276" w:lineRule="auto"/>
+        <w:jc w:val="both"/>
+        <w:rPr>
+          <w:rFonts w:asciiTheme="majorHAnsi" w:eastAsia="Batang" w:hAnsiTheme="majorHAnsi" w:cs="Arial"/>
+          <w:b/>
+          <w:bCs/>
+          <w:lang w:val="en-US" w:eastAsia="ko-KR"/>
+        </w:rPr>
+      </w:pPr>
+      <w:r>
+        <w:rPr>
+          <w:rFonts w:asciiTheme="majorHAnsi" w:hAnsiTheme="majorHAnsi" w:cs="Arial"/>
+          <w:bCs/>
+          <w:sz w:val="26"/>
+          <w:szCs w:val="26"/>
+        </w:rPr>
+        <w:t>KHE MA , PHONG DIEN WARD, HUE CITY, VIETNAM</w:t>
+      </w:r>
+      <w:r>
+        <w:rPr>
+          <w:rFonts w:asciiTheme="majorHAnsi" w:eastAsia="Batang" w:hAnsiTheme="majorHAnsi" w:cs="Arial"/>
+          <w:b/>
+          <w:bCs/>
+          <w:lang w:val="en-US" w:eastAsia="ko-KR"/>
+          <w:sz w:val="26"/>
+          <w:szCs w:val="26"/>
+        </w:rPr>
+        <w:t xml:space="preserve"> </w:t>
+      </w:r>
+    </w:p>
+    <w:p>
+      <w:pPr>
+        <w:spacing w:line="276" w:lineRule="auto"/>
+        <w:jc w:val="both"/>
+        <w:rPr>
+          <w:rFonts w:asciiTheme="majorHAnsi" w:eastAsia="Batang" w:hAnsiTheme="majorHAnsi" w:cs="Arial"/>
+          <w:bCs/>
+          <w:lang w:val="en-US" w:eastAsia="ko-KR"/>
+        </w:rPr>
+      </w:pPr>
+      <w:r>
+        <w:rPr>
+          <w:rFonts w:asciiTheme="majorHAnsi" w:eastAsia="Batang" w:hAnsiTheme="majorHAnsi" w:cs="Arial"/>
+          <w:b/>
+          <w:bCs/>
+          <w:lang w:val="en-US" w:eastAsia="ko-KR"/>
+          <w:sz w:val="26"/>
+          <w:szCs w:val="26"/>
+        </w:rPr>
+        <w:t>Tel: +84-0234 3774994      Fax: +84-0234 3774995</w:t>
+      </w:r>
+    </w:p>
+    <w:p>
+      <w:pPr>
+        <w:jc w:val="both"/>
+        <w:rPr>
+          <w:rFonts w:asciiTheme="majorHAnsi" w:eastAsia="Batang" w:hAnsiTheme="majorHAnsi"/>
+          <w:lang w:val="en-US" w:eastAsia="ko-KR"/>
+        </w:rPr>
+      </w:pPr>
     </w:p>
     <w:p>
       <w:pPr>

--- a/public/contract-templates/template_PI_FOB.docx
+++ b/public/contract-templates/template_PI_FOB.docx
@@ -235,7 +235,7 @@
           <w:szCs w:val="28"/>
           <w:lang w:val="vi-VN"/>
         </w:rPr>
-        <w:jc w:val="center"/>
+        <w:jc w:val="right"/>
       </w:pPr>
       <w:r>
         <w:rPr>
@@ -244,8 +244,8 @@
           <w:i/>
           <w:iCs/>
           <w:color w:val="000000"/>
-          <w:sz w:val="28"/>
-          <w:szCs w:val="28"/>
+          <w:sz w:val="24"/>
+          <w:szCs w:val="24"/>
           <w:lang w:val="vi-VN"/>
           <w:b/>
         </w:rPr>
@@ -257,7 +257,7 @@
         <w:autoSpaceDE w:val="0"/>
         <w:autoSpaceDN w:val="0"/>
         <w:adjustRightInd w:val="0"/>
-        <w:jc w:val="center"/>
+        <w:jc w:val="right"/>
         <w:rPr>
           <w:rFonts w:asciiTheme="majorHAnsi" w:hAnsiTheme="majorHAnsi"/>
           <w:bCs/>
@@ -274,8 +274,8 @@
           <w:bCs/>
           <w:i/>
           <w:color w:val="000000"/>
-          <w:sz w:val="28"/>
-          <w:szCs w:val="28"/>
+          <w:sz w:val="24"/>
+          <w:szCs w:val="24"/>
           <w:b/>
         </w:rPr>
         <w:t>Date: {contract_date}</w:t>

--- a/public/contract-templates/template_PI_FOB.docx
+++ b/public/contract-templates/template_PI_FOB.docx
@@ -1523,7 +1523,6 @@
           <w:sz w:val="28"/>
           <w:szCs w:val="28"/>
         </w:rPr>
-        <w:tab/>
       </w:r>
     </w:p>
     <w:p>
@@ -1546,7 +1545,6 @@
           <w:sz w:val="22"/>
           <w:szCs w:val="22"/>
         </w:rPr>
-        <w:tab/>
       </w:r>
     </w:p>
     <w:p>
@@ -1566,7 +1564,6 @@
           <w:sz w:val="22"/>
           <w:szCs w:val="22"/>
         </w:rPr>
-        <w:tab/>
       </w:r>
     </w:p>
     <w:sectPr>

--- a/public/contract-templates/template_PI_FOB.docx
+++ b/public/contract-templates/template_PI_FOB.docx
@@ -1396,31 +1396,7 @@
                 <w:sz w:val="26"/>
                 <w:szCs w:val="26"/>
               </w:rPr>
-              <w:t xml:space="preserve">HUY ANH RUBBER COMPANY </w:t>
-            </w:r>
-          </w:p>
-          <w:p>
-            <w:pPr>
-              <w:autoSpaceDE w:val="0"/>
-              <w:autoSpaceDN w:val="0"/>
-              <w:adjustRightInd w:val="0"/>
-              <w:ind w:firstLine="33"/>
-              <w:jc w:val="center"/>
-              <w:rPr>
-                <w:rStyle w:val="Strong"/>
-                <w:rFonts w:asciiTheme="majorHAnsi" w:hAnsiTheme="majorHAnsi" w:cs="Arial"/>
-                <w:sz w:val="26"/>
-                <w:szCs w:val="26"/>
-              </w:rPr>
-            </w:pPr>
-            <w:r>
-              <w:rPr>
-                <w:rStyle w:val="Strong"/>
-                <w:rFonts w:asciiTheme="majorHAnsi" w:hAnsiTheme="majorHAnsi" w:cs="Arial"/>
-                <w:sz w:val="26"/>
-                <w:szCs w:val="26"/>
-              </w:rPr>
-              <w:t>LIMITED</w:t>
+              <w:t>HUY ANH RUBBER COMPANY LIMITED</w:t>
             </w:r>
           </w:p>
           <w:p>

--- a/public/contract-templates/template_PI_FOB.docx
+++ b/public/contract-templates/template_PI_FOB.docx
@@ -1137,11 +1137,6 @@
                 <w:color w:val="000000"/>
               </w:rPr>
               <w:t>-Payment: {payment}</w:t>
-            </w:r>
-          </w:p>
-          <w:p>
-            <w:r>
-              <w:t>{#has_extra_terms}Other Conditions: {extra_terms}{/has_extra_terms}</w:t>
             </w:r>
           </w:p>
           <w:p>

--- a/public/contract-templates/template_PI_FOB.docx
+++ b/public/contract-templates/template_PI_FOB.docx
@@ -1121,7 +1121,7 @@
           <w:p>
             <w:pPr>
               <w:spacing w:line="276" w:lineRule="auto"/>
-              <w:jc w:val="both"/>
+              <w:jc w:val="left"/>
               <w:rPr>
                 <w:rFonts w:asciiTheme="majorHAnsi" w:hAnsiTheme="majorHAnsi"/>
                 <w:sz w:val="26"/>
